--- a/klagomål/A 44885-2025 FSC-klagomål.docx
+++ b/klagomål/A 44885-2025 FSC-klagomål.docx
@@ -799,7 +799,7 @@
     <w:r>
       <w:tab/>
       <w:tab/>
-      <w:t>2026-09-14</w:t>
+      <w:t>2026-09-15</w:t>
       <w:br/>
       <w:br/>
     </w:r>

--- a/klagomål/A 44885-2025 FSC-klagomål.docx
+++ b/klagomål/A 44885-2025 FSC-klagomål.docx
@@ -799,7 +799,7 @@
     <w:r>
       <w:tab/>
       <w:tab/>
-      <w:t>2026-09-15</w:t>
+      <w:t>2026-09-16</w:t>
       <w:br/>
       <w:br/>
     </w:r>

--- a/klagomål/A 44885-2025 FSC-klagomål.docx
+++ b/klagomål/A 44885-2025 FSC-klagomål.docx
@@ -799,7 +799,7 @@
     <w:r>
       <w:tab/>
       <w:tab/>
-      <w:t>2026-09-16</w:t>
+      <w:t>2026-09-17</w:t>
       <w:br/>
       <w:br/>
     </w:r>

--- a/klagomål/A 44885-2025 FSC-klagomål.docx
+++ b/klagomål/A 44885-2025 FSC-klagomål.docx
@@ -799,7 +799,7 @@
     <w:r>
       <w:tab/>
       <w:tab/>
-      <w:t>2026-09-17</w:t>
+      <w:t>2026-09-18</w:t>
       <w:br/>
       <w:br/>
     </w:r>

--- a/klagomål/A 44885-2025 FSC-klagomål.docx
+++ b/klagomål/A 44885-2025 FSC-klagomål.docx
@@ -799,7 +799,7 @@
     <w:r>
       <w:tab/>
       <w:tab/>
-      <w:t>2026-09-18</w:t>
+      <w:t>2026-09-19</w:t>
       <w:br/>
       <w:br/>
     </w:r>

--- a/klagomål/A 44885-2025 FSC-klagomål.docx
+++ b/klagomål/A 44885-2025 FSC-klagomål.docx
@@ -799,7 +799,7 @@
     <w:r>
       <w:tab/>
       <w:tab/>
-      <w:t>2026-09-19</w:t>
+      <w:t>2026-09-21</w:t>
       <w:br/>
       <w:br/>
     </w:r>

--- a/klagomål/A 44885-2025 FSC-klagomål.docx
+++ b/klagomål/A 44885-2025 FSC-klagomål.docx
@@ -799,7 +799,7 @@
     <w:r>
       <w:tab/>
       <w:tab/>
-      <w:t>2026-09-21</w:t>
+      <w:t>2026-09-23</w:t>
       <w:br/>
       <w:br/>
     </w:r>

--- a/klagomål/A 44885-2025 FSC-klagomål.docx
+++ b/klagomål/A 44885-2025 FSC-klagomål.docx
@@ -799,7 +799,7 @@
     <w:r>
       <w:tab/>
       <w:tab/>
-      <w:t>2026-09-23</w:t>
+      <w:t>2026-09-24</w:t>
       <w:br/>
       <w:br/>
     </w:r>

--- a/klagomål/A 44885-2025 FSC-klagomål.docx
+++ b/klagomål/A 44885-2025 FSC-klagomål.docx
@@ -799,7 +799,7 @@
     <w:r>
       <w:tab/>
       <w:tab/>
-      <w:t>2026-09-24</w:t>
+      <w:t>2026-09-25</w:t>
       <w:br/>
       <w:br/>
     </w:r>

--- a/klagomål/A 44885-2025 FSC-klagomål.docx
+++ b/klagomål/A 44885-2025 FSC-klagomål.docx
@@ -799,7 +799,7 @@
     <w:r>
       <w:tab/>
       <w:tab/>
-      <w:t>2026-09-25</w:t>
+      <w:t>2026-09-26</w:t>
       <w:br/>
       <w:br/>
     </w:r>

--- a/klagomål/A 44885-2025 FSC-klagomål.docx
+++ b/klagomål/A 44885-2025 FSC-klagomål.docx
@@ -799,7 +799,7 @@
     <w:r>
       <w:tab/>
       <w:tab/>
-      <w:t>2026-09-26</w:t>
+      <w:t>2026-09-27</w:t>
       <w:br/>
       <w:br/>
     </w:r>

--- a/klagomål/A 44885-2025 FSC-klagomål.docx
+++ b/klagomål/A 44885-2025 FSC-klagomål.docx
@@ -799,7 +799,7 @@
     <w:r>
       <w:tab/>
       <w:tab/>
-      <w:t>2026-09-27</w:t>
+      <w:t>2026-09-28</w:t>
       <w:br/>
       <w:br/>
     </w:r>

--- a/klagomål/A 44885-2025 FSC-klagomål.docx
+++ b/klagomål/A 44885-2025 FSC-klagomål.docx
@@ -799,7 +799,7 @@
     <w:r>
       <w:tab/>
       <w:tab/>
-      <w:t>2026-09-28</w:t>
+      <w:t>2026-09-29</w:t>
       <w:br/>
       <w:br/>
     </w:r>

--- a/klagomål/A 44885-2025 FSC-klagomål.docx
+++ b/klagomål/A 44885-2025 FSC-klagomål.docx
@@ -799,7 +799,7 @@
     <w:r>
       <w:tab/>
       <w:tab/>
-      <w:t>2026-09-29</w:t>
+      <w:t>2026-09-30</w:t>
       <w:br/>
       <w:br/>
     </w:r>

--- a/klagomål/A 44885-2025 FSC-klagomål.docx
+++ b/klagomål/A 44885-2025 FSC-klagomål.docx
@@ -799,7 +799,7 @@
     <w:r>
       <w:tab/>
       <w:tab/>
-      <w:t>2026-09-30</w:t>
+      <w:t>2026-10-01</w:t>
       <w:br/>
       <w:br/>
     </w:r>

--- a/klagomål/A 44885-2025 FSC-klagomål.docx
+++ b/klagomål/A 44885-2025 FSC-klagomål.docx
@@ -799,7 +799,7 @@
     <w:r>
       <w:tab/>
       <w:tab/>
-      <w:t>2026-10-01</w:t>
+      <w:t>2026-10-02</w:t>
       <w:br/>
       <w:br/>
     </w:r>

--- a/klagomål/A 44885-2025 FSC-klagomål.docx
+++ b/klagomål/A 44885-2025 FSC-klagomål.docx
@@ -799,7 +799,7 @@
     <w:r>
       <w:tab/>
       <w:tab/>
-      <w:t>2026-10-02</w:t>
+      <w:t>2026-10-03</w:t>
       <w:br/>
       <w:br/>
     </w:r>

--- a/klagomål/A 44885-2025 FSC-klagomål.docx
+++ b/klagomål/A 44885-2025 FSC-klagomål.docx
@@ -799,7 +799,7 @@
     <w:r>
       <w:tab/>
       <w:tab/>
-      <w:t>2026-10-03</w:t>
+      <w:t>2026-10-04</w:t>
       <w:br/>
       <w:br/>
     </w:r>

--- a/klagomål/A 44885-2025 FSC-klagomål.docx
+++ b/klagomål/A 44885-2025 FSC-klagomål.docx
@@ -799,7 +799,7 @@
     <w:r>
       <w:tab/>
       <w:tab/>
-      <w:t>2026-10-04</w:t>
+      <w:t>2026-10-05</w:t>
       <w:br/>
       <w:br/>
     </w:r>

--- a/klagomål/A 44885-2025 FSC-klagomål.docx
+++ b/klagomål/A 44885-2025 FSC-klagomål.docx
@@ -799,7 +799,7 @@
     <w:r>
       <w:tab/>
       <w:tab/>
-      <w:t>2026-10-05</w:t>
+      <w:t>2026-10-06</w:t>
       <w:br/>
       <w:br/>
     </w:r>

--- a/klagomål/A 44885-2025 FSC-klagomål.docx
+++ b/klagomål/A 44885-2025 FSC-klagomål.docx
@@ -799,7 +799,7 @@
     <w:r>
       <w:tab/>
       <w:tab/>
-      <w:t>2026-10-06</w:t>
+      <w:t>2026-10-07</w:t>
       <w:br/>
       <w:br/>
     </w:r>

--- a/klagomål/A 44885-2025 FSC-klagomål.docx
+++ b/klagomål/A 44885-2025 FSC-klagomål.docx
@@ -799,7 +799,7 @@
     <w:r>
       <w:tab/>
       <w:tab/>
-      <w:t>2026-10-07</w:t>
+      <w:t>2026-10-08</w:t>
       <w:br/>
       <w:br/>
     </w:r>

--- a/klagomål/A 44885-2025 FSC-klagomål.docx
+++ b/klagomål/A 44885-2025 FSC-klagomål.docx
@@ -799,7 +799,7 @@
     <w:r>
       <w:tab/>
       <w:tab/>
-      <w:t>2026-10-08</w:t>
+      <w:t>2026-10-09</w:t>
       <w:br/>
       <w:br/>
     </w:r>

--- a/klagomål/A 44885-2025 FSC-klagomål.docx
+++ b/klagomål/A 44885-2025 FSC-klagomål.docx
@@ -221,7 +221,7 @@
     </w:p>
     <w:p>
       <w:r>
-        <w:t>I och inom 8 meter från avverkningsanmälan finns fynd av 9 naturvårdsarter, varav 3 är rödlistade, 3 är fridlysta, 5 är typiska (T) och 4 är signalarter (S): ask (EN), skogsalm (EN), solvända (NT), murgröna (S, T), myskmadra (S, T), skogsknipprot (S, T, §8), strävlosta (S, T), blåsippa (T, §9) och brudsporre (§8). Se Figur 1.</w:t>
+        <w:t>I och inom 8 meter från avverkningsanmälan finns fynd av 11 naturvårdsarter, varav 5 är rödlistade, 3 är fridlysta, 7 är typiska (T) och 4 är signalarter (S): ask (EN), skogsalm (EN), skogskorn (VU, T), rosa skärelav (NT, T), solvända (NT), murgröna (S, T), myskmadra (S, T), skogsknipprot (S, T, §8), strävlosta (S, T), blåsippa (T, §9) och brudsporre (§8). Se Figur 1.</w:t>
       </w:r>
     </w:p>
     <w:p>
@@ -256,6 +256,55 @@
       </w:r>
       <w:r>
         <w:t xml:space="preserve"> växer naturligt på frisk till fuktig, näringsrik, mullrik mark, gärna med rörligt, ytnära grundvatten. Asken är mycket viktig för den biologiska mångfalden och den är värd för minst 213 arter i olika organismgrupper, av vilka åtminstone 42 är askspecialister, ytterligare 8 arter förekommer endast på ask och alm. Bland dessa kan nämnas asknätfjäril (EN, §4a), askvårtlav (EN) och askpraktbagge (NT). Det finns en ökad risk att dessa arter försvinner när populationen av ask minskar. Asken är kraftigt drabbad av askskottsjukan, men angripna askar bör inte avverkas eftersom det är så många andra arter knutna till ask, såväl till döda som till levande träd. Eftersom sjukdomen är vindspridd så finns den redan nästan överallt där det finns askar, och till skillnad från almsjukan så förhindrar eller försvårar man inte spridningen genom att ta bort träd. Asken är globalt rödlistad som nära hotad (NT) vilket medför ett internationellt ansvar för arten (SLU Artdatabanken, 2026; IUCN, 2017).</w:t>
+      </w:r>
+    </w:p>
+    <w:p>
+      <w:r>
+        <w:rPr>
+          <w:b/>
+        </w:rPr>
+        <w:t xml:space="preserve">Skogskorn (VU) </w:t>
+      </w:r>
+      <w:r>
+        <w:t xml:space="preserve">är ett mycket sällsynt och värmeälskande lundgräs som växer på kalkhaltig mark i halvöppna ödellövskogar och extremrika kalkbarrskogar. Arten är placerad högst upp i Skogsstyrelsens värdepyramid för bedömning av skog med höga naturvärden. Dess växtplatser bör ej betas eller slutavverkas. Skogskorn är typisk art för </w:t>
+      </w:r>
+      <w:r>
+        <w:rPr>
+          <w:i/>
+        </w:rPr>
+        <w:t>9020 Nordlig ädellövskog</w:t>
+      </w:r>
+      <w:r>
+        <w:t xml:space="preserve"> (SLU Artdatabanken, 2024; Nitare &amp; Skogsstyrelsen, 2019).</w:t>
+      </w:r>
+    </w:p>
+    <w:p>
+      <w:r>
+        <w:rPr>
+          <w:b/>
+        </w:rPr>
+        <w:t>Rosa skärelav (NT)</w:t>
+      </w:r>
+      <w:r>
+        <w:t xml:space="preserve"> är en sällsynt skorplav som är spridd från Skåne till Lule Lappmark. I södra Sverige förekommer den i trädbärande marker med lång trädkontinuitet, framför allt på ek och i norra Sverige förekommer den i kontinuitetsskog med hög luftfuktighet, främst på sälg. Särskilt rika lokaler med rosa skärelav måste skyddas. Alla skogar med arten bör undantas från slutavverkning. Rosa skärelav är typisk art för </w:t>
+      </w:r>
+      <w:r>
+        <w:rPr>
+          <w:i/>
+        </w:rPr>
+        <w:t xml:space="preserve">9160 Näringsrik ekskog </w:t>
+      </w:r>
+      <w:r>
+        <w:t>och</w:t>
+      </w:r>
+      <w:r>
+        <w:rPr>
+          <w:i/>
+        </w:rPr>
+        <w:t xml:space="preserve"> 9190 Näringsfattig ekskog</w:t>
+      </w:r>
+      <w:r>
+        <w:t xml:space="preserve"> (SLU Artdatabanken, 2024; Nitare &amp; Skogsstyrelsen, 2019).</w:t>
       </w:r>
     </w:p>
     <w:p>
@@ -484,7 +533,7 @@
         <w:rPr>
           <w:i/>
         </w:rPr>
-        <w:t>I det avverkningsanmälda skogsområdet har 9 naturvårdsarter varav 3 rödlistade arter sina livsmiljöer och växtplatser.</w:t>
+        <w:t>I det avverkningsanmälda skogsområdet har 11 naturvårdsarter varav 5 rödlistade arter sina livsmiljöer och växtplatser.</w:t>
       </w:r>
     </w:p>
     <w:p>
@@ -799,7 +848,7 @@
     <w:r>
       <w:tab/>
       <w:tab/>
-      <w:t>2026-10-09</w:t>
+      <w:t>2026-10-10</w:t>
       <w:br/>
       <w:br/>
     </w:r>

--- a/klagomål/A 44885-2025 FSC-klagomål.docx
+++ b/klagomål/A 44885-2025 FSC-klagomål.docx
@@ -848,7 +848,7 @@
     <w:r>
       <w:tab/>
       <w:tab/>
-      <w:t>2026-10-10</w:t>
+      <w:t>2026-10-11</w:t>
       <w:br/>
       <w:br/>
     </w:r>

--- a/klagomål/A 44885-2025 FSC-klagomål.docx
+++ b/klagomål/A 44885-2025 FSC-klagomål.docx
@@ -848,7 +848,7 @@
     <w:r>
       <w:tab/>
       <w:tab/>
-      <w:t>2026-10-11</w:t>
+      <w:t>2026-10-12</w:t>
       <w:br/>
       <w:br/>
     </w:r>

--- a/klagomål/A 44885-2025 FSC-klagomål.docx
+++ b/klagomål/A 44885-2025 FSC-klagomål.docx
@@ -848,7 +848,7 @@
     <w:r>
       <w:tab/>
       <w:tab/>
-      <w:t>2026-10-12</w:t>
+      <w:t>2026-10-13</w:t>
       <w:br/>
       <w:br/>
     </w:r>

--- a/klagomål/A 44885-2025 FSC-klagomål.docx
+++ b/klagomål/A 44885-2025 FSC-klagomål.docx
@@ -848,7 +848,7 @@
     <w:r>
       <w:tab/>
       <w:tab/>
-      <w:t>2026-10-13</w:t>
+      <w:t>2026-10-14</w:t>
       <w:br/>
       <w:br/>
     </w:r>

--- a/klagomål/A 44885-2025 FSC-klagomål.docx
+++ b/klagomål/A 44885-2025 FSC-klagomål.docx
@@ -848,7 +848,7 @@
     <w:r>
       <w:tab/>
       <w:tab/>
-      <w:t>2026-10-14</w:t>
+      <w:t>2026-10-15</w:t>
       <w:br/>
       <w:br/>
     </w:r>

--- a/klagomål/A 44885-2025 FSC-klagomål.docx
+++ b/klagomål/A 44885-2025 FSC-klagomål.docx
@@ -848,7 +848,7 @@
     <w:r>
       <w:tab/>
       <w:tab/>
-      <w:t>2026-10-15</w:t>
+      <w:t>2026-10-16</w:t>
       <w:br/>
       <w:br/>
     </w:r>

--- a/klagomål/A 44885-2025 FSC-klagomål.docx
+++ b/klagomål/A 44885-2025 FSC-klagomål.docx
@@ -848,7 +848,7 @@
     <w:r>
       <w:tab/>
       <w:tab/>
-      <w:t>2026-10-16</w:t>
+      <w:t>2026-10-17</w:t>
       <w:br/>
       <w:br/>
     </w:r>

--- a/klagomål/A 44885-2025 FSC-klagomål.docx
+++ b/klagomål/A 44885-2025 FSC-klagomål.docx
@@ -848,7 +848,7 @@
     <w:r>
       <w:tab/>
       <w:tab/>
-      <w:t>2026-10-17</w:t>
+      <w:t>2026-10-18</w:t>
       <w:br/>
       <w:br/>
     </w:r>

--- a/klagomål/A 44885-2025 FSC-klagomål.docx
+++ b/klagomål/A 44885-2025 FSC-klagomål.docx
@@ -848,7 +848,7 @@
     <w:r>
       <w:tab/>
       <w:tab/>
-      <w:t>2026-10-18</w:t>
+      <w:t>2026-10-19</w:t>
       <w:br/>
       <w:br/>
     </w:r>

--- a/klagomål/A 44885-2025 FSC-klagomål.docx
+++ b/klagomål/A 44885-2025 FSC-klagomål.docx
@@ -848,7 +848,7 @@
     <w:r>
       <w:tab/>
       <w:tab/>
-      <w:t>2026-10-19</w:t>
+      <w:t>2026-10-20</w:t>
       <w:br/>
       <w:br/>
     </w:r>

--- a/klagomål/A 44885-2025 FSC-klagomål.docx
+++ b/klagomål/A 44885-2025 FSC-klagomål.docx
@@ -848,7 +848,7 @@
     <w:r>
       <w:tab/>
       <w:tab/>
-      <w:t>2026-10-20</w:t>
+      <w:t>2026-10-21</w:t>
       <w:br/>
       <w:br/>
     </w:r>

--- a/klagomål/A 44885-2025 FSC-klagomål.docx
+++ b/klagomål/A 44885-2025 FSC-klagomål.docx
@@ -848,7 +848,7 @@
     <w:r>
       <w:tab/>
       <w:tab/>
-      <w:t>2026-10-21</w:t>
+      <w:t>2026-10-22</w:t>
       <w:br/>
       <w:br/>
     </w:r>

--- a/klagomål/A 44885-2025 FSC-klagomål.docx
+++ b/klagomål/A 44885-2025 FSC-klagomål.docx
@@ -848,7 +848,7 @@
     <w:r>
       <w:tab/>
       <w:tab/>
-      <w:t>2026-10-22</w:t>
+      <w:t>2026-10-23</w:t>
       <w:br/>
       <w:br/>
     </w:r>

--- a/klagomål/A 44885-2025 FSC-klagomål.docx
+++ b/klagomål/A 44885-2025 FSC-klagomål.docx
@@ -848,7 +848,7 @@
     <w:r>
       <w:tab/>
       <w:tab/>
-      <w:t>2026-10-23</w:t>
+      <w:t>2026-10-24</w:t>
       <w:br/>
       <w:br/>
     </w:r>

--- a/klagomål/A 44885-2025 FSC-klagomål.docx
+++ b/klagomål/A 44885-2025 FSC-klagomål.docx
@@ -848,7 +848,7 @@
     <w:r>
       <w:tab/>
       <w:tab/>
-      <w:t>2026-10-24</w:t>
+      <w:t>2026-10-25</w:t>
       <w:br/>
       <w:br/>
     </w:r>

--- a/klagomål/A 44885-2025 FSC-klagomål.docx
+++ b/klagomål/A 44885-2025 FSC-klagomål.docx
@@ -848,7 +848,7 @@
     <w:r>
       <w:tab/>
       <w:tab/>
-      <w:t>2026-10-25</w:t>
+      <w:t>2026-10-26</w:t>
       <w:br/>
       <w:br/>
     </w:r>

--- a/klagomål/A 44885-2025 FSC-klagomål.docx
+++ b/klagomål/A 44885-2025 FSC-klagomål.docx
@@ -848,7 +848,7 @@
     <w:r>
       <w:tab/>
       <w:tab/>
-      <w:t>2026-10-26</w:t>
+      <w:t>2026-10-27</w:t>
       <w:br/>
       <w:br/>
     </w:r>

--- a/klagomål/A 44885-2025 FSC-klagomål.docx
+++ b/klagomål/A 44885-2025 FSC-klagomål.docx
@@ -848,7 +848,7 @@
     <w:r>
       <w:tab/>
       <w:tab/>
-      <w:t>2026-10-27</w:t>
+      <w:t>2026-10-28</w:t>
       <w:br/>
       <w:br/>
     </w:r>

--- a/klagomål/A 44885-2025 FSC-klagomål.docx
+++ b/klagomål/A 44885-2025 FSC-klagomål.docx
@@ -848,7 +848,7 @@
     <w:r>
       <w:tab/>
       <w:tab/>
-      <w:t>2026-10-28</w:t>
+      <w:t>2026-10-29</w:t>
       <w:br/>
       <w:br/>
     </w:r>

--- a/klagomål/A 44885-2025 FSC-klagomål.docx
+++ b/klagomål/A 44885-2025 FSC-klagomål.docx
@@ -848,7 +848,7 @@
     <w:r>
       <w:tab/>
       <w:tab/>
-      <w:t>2026-10-29</w:t>
+      <w:t>2026-10-31</w:t>
       <w:br/>
       <w:br/>
     </w:r>

--- a/klagomål/A 44885-2025 FSC-klagomål.docx
+++ b/klagomål/A 44885-2025 FSC-klagomål.docx
@@ -848,7 +848,7 @@
     <w:r>
       <w:tab/>
       <w:tab/>
-      <w:t>2026-10-31</w:t>
+      <w:t>2026-11-01</w:t>
       <w:br/>
       <w:br/>
     </w:r>

--- a/klagomål/A 44885-2025 FSC-klagomål.docx
+++ b/klagomål/A 44885-2025 FSC-klagomål.docx
@@ -848,7 +848,7 @@
     <w:r>
       <w:tab/>
       <w:tab/>
-      <w:t>2026-11-01</w:t>
+      <w:t>2026-11-02</w:t>
       <w:br/>
       <w:br/>
     </w:r>
